--- a/webapp/templates/word/Kit_Retiro_Cyrgo.docx
+++ b/webapp/templates/word/Kit_Retiro_Cyrgo.docx
@@ -465,7 +465,6 @@
         <w:jc w:val="both"/>
         <w:textAlignment w:val="baseline"/>
         <w:rPr>
-          <w:rStyle w:val="eop"/>
           <w:rFonts w:ascii="Arial" w:hAnsi="Arial" w:cs="Arial"/>
         </w:rPr>
       </w:pPr>
@@ -474,23 +473,23 @@
       <w:pPr>
         <w:pStyle w:val="paragraph"/>
         <w:spacing w:before="0" w:beforeAutospacing="0" w:after="0" w:afterAutospacing="0"/>
-        <w:ind w:left="720"/>
         <w:jc w:val="center"/>
         <w:textAlignment w:val="baseline"/>
         <w:rPr>
           <w:rFonts w:ascii="Arial" w:hAnsi="Arial" w:cs="Arial"/>
-        </w:rPr>
-      </w:pPr>
-      <w:r>
-        <w:rPr>
-          <w:rFonts w:ascii="Arial" w:hAnsi="Arial" w:cs="Arial"/>
+          <w:sz w:val="18"/>
+          <w:szCs w:val="18"/>
+        </w:rPr>
+      </w:pPr>
+      <w:r>
+        <w:rPr>
           <w:noProof/>
         </w:rPr>
         <w:drawing>
-          <wp:inline distT="0" distB="0" distL="0" distR="0" wp14:anchorId="3574933F" wp14:editId="122BA1C7">
-            <wp:extent cx="1619250" cy="1633089"/>
-            <wp:effectExtent l="0" t="0" r="0" b="5715"/>
-            <wp:docPr id="2080132239" name="Imagen 1" descr="Código QR&#10;&#10;Descripción generada automáticamente"/>
+          <wp:inline distT="0" distB="0" distL="0" distR="0" wp14:anchorId="4FF9A14E" wp14:editId="3DCAF32B">
+            <wp:extent cx="1943100" cy="1943100"/>
+            <wp:effectExtent l="0" t="0" r="0" b="0"/>
+            <wp:docPr id="3" name="Imagen 3"/>
             <wp:cNvGraphicFramePr>
               <a:graphicFrameLocks xmlns:a="http://schemas.openxmlformats.org/drawingml/2006/main" noChangeAspect="1"/>
             </wp:cNvGraphicFramePr>
@@ -498,13 +497,13 @@
               <a:graphicData uri="http://schemas.openxmlformats.org/drawingml/2006/picture">
                 <pic:pic xmlns:pic="http://schemas.openxmlformats.org/drawingml/2006/picture">
                   <pic:nvPicPr>
-                    <pic:cNvPr id="2080132239" name="Imagen 1" descr="Código QR&#10;&#10;Descripción generada automáticamente"/>
+                    <pic:cNvPr id="0" name="Picture 1"/>
                     <pic:cNvPicPr>
                       <a:picLocks noChangeAspect="1" noChangeArrowheads="1"/>
                     </pic:cNvPicPr>
                   </pic:nvPicPr>
                   <pic:blipFill>
-                    <a:blip r:embed="rId11">
+                    <a:blip r:embed="rId11" cstate="print">
                       <a:extLst>
                         <a:ext uri="{28A0092B-C50C-407E-A947-70E740481C1C}">
                           <a14:useLocalDpi xmlns:a14="http://schemas.microsoft.com/office/drawing/2010/main" val="0"/>
@@ -519,7 +518,7 @@
                   <pic:spPr bwMode="auto">
                     <a:xfrm>
                       <a:off x="0" y="0"/>
-                      <a:ext cx="1629980" cy="1643910"/>
+                      <a:ext cx="1943100" cy="1943100"/>
                     </a:xfrm>
                     <a:prstGeom prst="rect">
                       <a:avLst/>
@@ -534,27 +533,6 @@
             </a:graphic>
           </wp:inline>
         </w:drawing>
-      </w:r>
-    </w:p>
-    <w:p>
-      <w:pPr>
-        <w:pStyle w:val="paragraph"/>
-        <w:spacing w:before="0" w:beforeAutospacing="0" w:after="0" w:afterAutospacing="0"/>
-        <w:textAlignment w:val="baseline"/>
-        <w:rPr>
-          <w:rFonts w:ascii="Arial" w:hAnsi="Arial" w:cs="Arial"/>
-          <w:sz w:val="18"/>
-          <w:szCs w:val="18"/>
-        </w:rPr>
-      </w:pPr>
-      <w:r>
-        <w:rPr>
-          <w:rStyle w:val="eop"/>
-          <w:rFonts w:ascii="Arial" w:hAnsi="Arial" w:cs="Arial"/>
-          <w:sz w:val="22"/>
-          <w:szCs w:val="22"/>
-        </w:rPr>
-        <w:t> </w:t>
       </w:r>
     </w:p>
     <w:p>
@@ -5031,7 +5009,7 @@
             </wp:anchor>
           </w:drawing>
         </mc:Choice>
-        <mc:Fallback xmlns:w16sdtfl="http://schemas.microsoft.com/office/word/2024/wordml/sdtformatlock" xmlns:w16du="http://schemas.microsoft.com/office/word/2023/wordml/word16du">
+        <mc:Fallback xmlns:w16du="http://schemas.microsoft.com/office/word/2023/wordml/word16du" xmlns:w16sdtfl="http://schemas.microsoft.com/office/word/2024/wordml/sdtformatlock">
           <w:pict>
             <v:shape w14:anchorId="5D149024" id="Freeform 2" o:spid="_x0000_s1026" style="position:absolute;margin-left:340pt;margin-top:-12.05pt;width:146.5pt;height:43.5pt;z-index:251661313;visibility:visible;mso-wrap-style:square;mso-width-percent:0;mso-height-percent:0;mso-wrap-distance-left:9pt;mso-wrap-distance-top:0;mso-wrap-distance-right:9pt;mso-wrap-distance-bottom:0;mso-position-horizontal:absolute;mso-position-horizontal-relative:text;mso-position-vertical:absolute;mso-position-vertical-relative:text;mso-width-percent:0;mso-height-percent:0;mso-width-relative:margin;mso-height-relative:margin;v-text-anchor:top" coordsize="9718609,3119485" o:gfxdata="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" path="m,l9718608,r,3119485l,3119485,,xe" stroked="f">
               <v:fill r:id="rId2" o:title="" recolor="t" rotate="t" type="frame"/>
@@ -7069,6 +7047,7 @@
   <w:style w:type="character" w:default="1" w:styleId="Fuentedeprrafopredeter">
     <w:name w:val="Default Paragraph Font"/>
     <w:uiPriority w:val="1"/>
+    <w:semiHidden/>
     <w:unhideWhenUsed/>
   </w:style>
   <w:style w:type="table" w:default="1" w:styleId="Tablanormal">
@@ -7590,6 +7569,19 @@
 </file>
 
 <file path=customXml/item1.xml><?xml version="1.0" encoding="utf-8"?>
+<?mso-contentType ?>
+<FormTemplates xmlns="http://schemas.microsoft.com/sharepoint/v3/contenttype/forms">
+  <Display>DocumentLibraryForm</Display>
+  <Edit>DocumentLibraryForm</Edit>
+  <New>DocumentLibraryForm</New>
+</FormTemplates>
+</file>
+
+<file path=customXml/item2.xml><?xml version="1.0" encoding="utf-8"?>
+<b:Sources xmlns:b="http://schemas.openxmlformats.org/officeDocument/2006/bibliography" xmlns="http://schemas.openxmlformats.org/officeDocument/2006/bibliography" SelectedStyle="/APA.XSL" StyleName="APA"/>
+</file>
+
+<file path=customXml/item3.xml><?xml version="1.0" encoding="utf-8"?>
 <p:properties xmlns:p="http://schemas.microsoft.com/office/2006/metadata/properties" xmlns:xsi="http://www.w3.org/2001/XMLSchema-instance" xmlns:pc="http://schemas.microsoft.com/office/infopath/2007/PartnerControls">
   <documentManagement>
     <TaxCatchAll xmlns="b2096eb7-be9a-4a41-95ed-e22c6e0c9b2e" xsi:nil="true"/>
@@ -7598,19 +7590,6 @@
     </lcf76f155ced4ddcb4097134ff3c332f>
   </documentManagement>
 </p:properties>
-</file>
-
-<file path=customXml/item2.xml><?xml version="1.0" encoding="utf-8"?>
-<b:Sources xmlns:b="http://schemas.openxmlformats.org/officeDocument/2006/bibliography" xmlns="http://schemas.openxmlformats.org/officeDocument/2006/bibliography" SelectedStyle="/APA.XSL" StyleName="APA"/>
-</file>
-
-<file path=customXml/item3.xml><?xml version="1.0" encoding="utf-8"?>
-<?mso-contentType ?>
-<FormTemplates xmlns="http://schemas.microsoft.com/sharepoint/v3/contenttype/forms">
-  <Display>DocumentLibraryForm</Display>
-  <Edit>DocumentLibraryForm</Edit>
-  <New>DocumentLibraryForm</New>
-</FormTemplates>
 </file>
 
 <file path=customXml/item4.xml><?xml version="1.0" encoding="utf-8"?>
@@ -7815,12 +7794,9 @@
 </file>
 
 <file path=customXml/itemProps1.xml><?xml version="1.0" encoding="utf-8"?>
-<ds:datastoreItem xmlns:ds="http://schemas.openxmlformats.org/officeDocument/2006/customXml" ds:itemID="{F1A2D428-D200-4FCD-A0D5-80E4610E0BDF}">
+<ds:datastoreItem xmlns:ds="http://schemas.openxmlformats.org/officeDocument/2006/customXml" ds:itemID="{5CA9D0C0-EF02-4769-92A1-8F4FB59731F3}">
   <ds:schemaRefs>
-    <ds:schemaRef ds:uri="http://schemas.microsoft.com/office/2006/metadata/properties"/>
-    <ds:schemaRef ds:uri="http://schemas.microsoft.com/office/infopath/2007/PartnerControls"/>
-    <ds:schemaRef ds:uri="b2096eb7-be9a-4a41-95ed-e22c6e0c9b2e"/>
-    <ds:schemaRef ds:uri="28133770-a4b4-44e2-905e-430bf6862a94"/>
+    <ds:schemaRef ds:uri="http://schemas.microsoft.com/sharepoint/v3/contenttype/forms"/>
   </ds:schemaRefs>
 </ds:datastoreItem>
 </file>
@@ -7834,9 +7810,12 @@
 </file>
 
 <file path=customXml/itemProps3.xml><?xml version="1.0" encoding="utf-8"?>
-<ds:datastoreItem xmlns:ds="http://schemas.openxmlformats.org/officeDocument/2006/customXml" ds:itemID="{5CA9D0C0-EF02-4769-92A1-8F4FB59731F3}">
+<ds:datastoreItem xmlns:ds="http://schemas.openxmlformats.org/officeDocument/2006/customXml" ds:itemID="{F1A2D428-D200-4FCD-A0D5-80E4610E0BDF}">
   <ds:schemaRefs>
-    <ds:schemaRef ds:uri="http://schemas.microsoft.com/sharepoint/v3/contenttype/forms"/>
+    <ds:schemaRef ds:uri="http://schemas.microsoft.com/office/2006/metadata/properties"/>
+    <ds:schemaRef ds:uri="http://schemas.microsoft.com/office/infopath/2007/PartnerControls"/>
+    <ds:schemaRef ds:uri="b2096eb7-be9a-4a41-95ed-e22c6e0c9b2e"/>
+    <ds:schemaRef ds:uri="28133770-a4b4-44e2-905e-430bf6862a94"/>
   </ds:schemaRefs>
 </ds:datastoreItem>
 </file>

--- a/webapp/templates/word/Kit_Retiro_Cyrgo.docx
+++ b/webapp/templates/word/Kit_Retiro_Cyrgo.docx
@@ -1409,15 +1409,7 @@
           <w:sz w:val="20"/>
           <w:szCs w:val="20"/>
         </w:rPr>
-        <w:t xml:space="preserve">1. Envío de documentos de retiro a correo electrónico: Recibir, revisar y aprobar a través de su correo electrónico, los documentos de su paquete de egreso. Una vez dicha documentación de egreso haya sido aprobada por usted, deberá imprimirla, firmarla en </w:t>
-      </w:r>
-      <w:r>
-        <w:rPr>
-          <w:rFonts w:ascii="Arial" w:eastAsia="Arial" w:hAnsi="Arial" w:cs="Arial"/>
-          <w:sz w:val="20"/>
-          <w:szCs w:val="20"/>
-        </w:rPr>
-        <w:t xml:space="preserve">señal de aceptación y enviarla escaneada al correo electrónico  </w:t>
+        <w:t xml:space="preserve">1. Envío de documentos de retiro a correo electrónico: Recibir, revisar y aprobar a través de su correo electrónico, los documentos de su paquete de egreso. Una vez dicha documentación de egreso haya sido aprobada por usted, deberá imprimirla, firmarla en señal de aceptación y enviarla escaneada al correo electrónico  </w:t>
       </w:r>
       <w:hyperlink r:id="rId10">
         <w:r>
@@ -1486,28 +1478,30 @@
           <w:sz w:val="20"/>
           <w:szCs w:val="20"/>
         </w:rPr>
-        <w:t>2. Pago de liquidación de prestaciones sociales, por medio de transferencia electrón</w:t>
-      </w:r>
-      <w:r>
+        <w:t>2. Pago de liquidación de prestaciones sociales, por medio de transferencia electrónica: Una vez nómina, haya recibido los documentos de egreso firmados en señal de aceptación, realizaremos el pago de su liquidación final de prestaciones sociales dentro de los tres (3) días hábiles siguientes, directamente a la cuenta bancaria Davivienda matriculada con la empresa, por medio de transferencia electrónica.</w:t>
+      </w:r>
+    </w:p>
+    <w:p>
+      <w:pPr>
+        <w:ind w:left="2160" w:firstLine="720"/>
+        <w:jc w:val="both"/>
         <w:rPr>
           <w:rFonts w:ascii="Arial" w:eastAsia="Arial" w:hAnsi="Arial" w:cs="Arial"/>
           <w:sz w:val="20"/>
           <w:szCs w:val="20"/>
         </w:rPr>
-        <w:t xml:space="preserve">ica: Una vez nómina, haya recibido los documentos de egreso firmados en señal de aceptación, realizaremos el pago de su liquidación final de prestaciones sociales dentro de los tres (3) días hábiles siguientes, directamente a la cuenta bancaria Davivienda </w:t>
-      </w:r>
+      </w:pPr>
       <w:r>
         <w:rPr>
           <w:rFonts w:ascii="Arial" w:eastAsia="Arial" w:hAnsi="Arial" w:cs="Arial"/>
           <w:sz w:val="20"/>
           <w:szCs w:val="20"/>
         </w:rPr>
-        <w:t>matriculada con la empresa, por medio de transferencia electrónica.</w:t>
-      </w:r>
-    </w:p>
-    <w:p>
-      <w:pPr>
-        <w:ind w:left="2160" w:firstLine="720"/>
+        <w:t>Acepto______ No Acepto ______</w:t>
+      </w:r>
+    </w:p>
+    <w:p>
+      <w:pPr>
         <w:jc w:val="both"/>
         <w:rPr>
           <w:rFonts w:ascii="Arial" w:eastAsia="Arial" w:hAnsi="Arial" w:cs="Arial"/>
@@ -1515,24 +1509,24 @@
           <w:szCs w:val="20"/>
         </w:rPr>
       </w:pPr>
-      <w:r>
+    </w:p>
+    <w:p>
+      <w:pPr>
+        <w:jc w:val="both"/>
         <w:rPr>
           <w:rFonts w:ascii="Arial" w:eastAsia="Arial" w:hAnsi="Arial" w:cs="Arial"/>
           <w:sz w:val="20"/>
           <w:szCs w:val="20"/>
         </w:rPr>
-        <w:t>Acepto______ No Acepto ______</w:t>
-      </w:r>
-    </w:p>
-    <w:p>
-      <w:pPr>
-        <w:jc w:val="both"/>
+      </w:pPr>
+      <w:r>
         <w:rPr>
           <w:rFonts w:ascii="Arial" w:eastAsia="Arial" w:hAnsi="Arial" w:cs="Arial"/>
           <w:sz w:val="20"/>
           <w:szCs w:val="20"/>
         </w:rPr>
-      </w:pPr>
+        <w:t>En caso contrario de no aceptación de los puntos 1 o 2, deberá dirigirse personalmente a las instalaciones de la empresa, para recibir los documentos o reclamar el pago de su liquidación de prestaciones sociales.</w:t>
+      </w:r>
     </w:p>
     <w:p>
       <w:pPr>
@@ -1543,57 +1537,23 @@
           <w:szCs w:val="20"/>
         </w:rPr>
       </w:pPr>
-      <w:r>
+    </w:p>
+    <w:p>
+      <w:pPr>
+        <w:jc w:val="both"/>
         <w:rPr>
           <w:rFonts w:ascii="Arial" w:eastAsia="Arial" w:hAnsi="Arial" w:cs="Arial"/>
           <w:sz w:val="20"/>
           <w:szCs w:val="20"/>
         </w:rPr>
-        <w:t>En caso contrario de no aceptación de los puntos 1 o 2, deberá dirigirse personalmente a las instalaciones de la empresa, para recibir los documentos o reclamar el pago de su liquidación de prestaciones sociales.</w:t>
-      </w:r>
-    </w:p>
-    <w:p>
-      <w:pPr>
-        <w:jc w:val="both"/>
+      </w:pPr>
+      <w:r>
         <w:rPr>
           <w:rFonts w:ascii="Arial" w:eastAsia="Arial" w:hAnsi="Arial" w:cs="Arial"/>
           <w:sz w:val="20"/>
           <w:szCs w:val="20"/>
         </w:rPr>
-      </w:pPr>
-    </w:p>
-    <w:p>
-      <w:pPr>
-        <w:jc w:val="both"/>
-        <w:rPr>
-          <w:rFonts w:ascii="Arial" w:eastAsia="Arial" w:hAnsi="Arial" w:cs="Arial"/>
-          <w:sz w:val="20"/>
-          <w:szCs w:val="20"/>
-        </w:rPr>
-      </w:pPr>
-      <w:r>
-        <w:rPr>
-          <w:rFonts w:ascii="Arial" w:eastAsia="Arial" w:hAnsi="Arial" w:cs="Arial"/>
-          <w:sz w:val="20"/>
-          <w:szCs w:val="20"/>
-        </w:rPr>
-        <w:t>3. Cesantías años anteriores consignadas e</w:t>
-      </w:r>
-      <w:r>
-        <w:rPr>
-          <w:rFonts w:ascii="Arial" w:eastAsia="Arial" w:hAnsi="Arial" w:cs="Arial"/>
-          <w:sz w:val="20"/>
-          <w:szCs w:val="20"/>
-        </w:rPr>
-        <w:t>n Fondo privado: Confirmo que SI ___ NO ___, deseo retirar mis cesantías de años anteriores consignadas por esta compañía en mi cuenta del Fondo de Cesantías _________________________. (En caso afirmativo la compañía realizará el trámite en línea con el fo</w:t>
-      </w:r>
-      <w:r>
-        <w:rPr>
-          <w:rFonts w:ascii="Arial" w:eastAsia="Arial" w:hAnsi="Arial" w:cs="Arial"/>
-          <w:sz w:val="20"/>
-          <w:szCs w:val="20"/>
-        </w:rPr>
-        <w:t xml:space="preserve">ndo, para que éste realice la consignación en su cuenta bancaria de nómina, en caso negativo puede solicitar a la compañía posteriormente cuando lo requiera al correo electrónico </w:t>
+        <w:t xml:space="preserve">3. Cesantías años anteriores consignadas en Fondo privado: Confirmo que SI ___ NO ___, deseo retirar mis cesantías de años anteriores consignadas por esta compañía en mi cuenta del Fondo de Cesantías _________________________. (En caso afirmativo la compañía realizará el trámite en línea con el fondo, para que éste realice la consignación en su cuenta bancaria de nómina, en caso negativo puede solicitar a la compañía posteriormente cuando lo requiera al correo electrónico </w:t>
       </w:r>
       <w:hyperlink r:id="rId11">
         <w:r>
@@ -1613,15 +1573,7 @@
           <w:sz w:val="20"/>
           <w:szCs w:val="20"/>
         </w:rPr>
-        <w:t xml:space="preserve"> )</w:t>
-      </w:r>
-      <w:r>
-        <w:rPr>
-          <w:rFonts w:ascii="Arial" w:eastAsia="Arial" w:hAnsi="Arial" w:cs="Arial"/>
-          <w:sz w:val="20"/>
-          <w:szCs w:val="20"/>
-        </w:rPr>
-        <w:t>.</w:t>
+        <w:t xml:space="preserve"> ).</w:t>
       </w:r>
     </w:p>
     <w:p>
@@ -2686,6 +2638,17 @@
         </w:rPr>
         <w:t>]]</w:t>
       </w:r>
+      <w:r>
+        <w:rPr>
+          <w:rFonts w:ascii="Arial" w:eastAsia="Arial" w:hAnsi="Arial" w:cs="Arial"/>
+          <w:b/>
+          <w:bCs/>
+          <w:color w:val="000000"/>
+          <w:sz w:val="22"/>
+          <w:szCs w:val="22"/>
+        </w:rPr>
+        <w:t>.</w:t>
+      </w:r>
     </w:p>
     <w:p>
       <w:pPr>
@@ -2748,6 +2711,16 @@
           <w:szCs w:val="22"/>
         </w:rPr>
         <w:t>[[Salario]]</w:t>
+      </w:r>
+      <w:r>
+        <w:rPr>
+          <w:rFonts w:ascii="Arial" w:eastAsia="Arial" w:hAnsi="Arial" w:cs="Arial"/>
+          <w:b/>
+          <w:bCs/>
+          <w:sz w:val="22"/>
+          <w:szCs w:val="22"/>
+        </w:rPr>
+        <w:t>.</w:t>
       </w:r>
     </w:p>
     <w:p>
@@ -3397,15 +3370,7 @@
           <w:sz w:val="22"/>
           <w:szCs w:val="22"/>
         </w:rPr>
-        <w:t>Encontrará a continuación la solicitud de servicio para la realización de sus exámenes médicos post – ocupacionales, deberá hacer uso de este servicio dentro de los cinco (5) días hábiles siguientes a la fecha de este comunicado, de lo contrario daremos po</w:t>
-      </w:r>
-      <w:r>
-        <w:rPr>
-          <w:rFonts w:ascii="Arial" w:eastAsia="Arial" w:hAnsi="Arial" w:cs="Arial"/>
-          <w:sz w:val="22"/>
-          <w:szCs w:val="22"/>
-        </w:rPr>
-        <w:t xml:space="preserve">r entendido que no se encuentra interesado (a) en realizar este trámite. </w:t>
+        <w:t xml:space="preserve">Encontrará a continuación la solicitud de servicio para la realización de sus exámenes médicos post – ocupacionales, deberá hacer uso de este servicio dentro de los cinco (5) días hábiles siguientes a la fecha de este comunicado, de lo contrario daremos por entendido que no se encuentra interesado (a) en realizar este trámite. </w:t>
       </w:r>
     </w:p>
     <w:p>
@@ -4209,6 +4174,17 @@
         </w:rPr>
         <w:t xml:space="preserve"> [[Cargo]]</w:t>
       </w:r>
+      <w:r>
+        <w:rPr>
+          <w:rFonts w:ascii="Arial" w:eastAsia="Arial" w:hAnsi="Arial" w:cs="Arial"/>
+          <w:b/>
+          <w:bCs/>
+          <w:color w:val="000000"/>
+          <w:sz w:val="22"/>
+          <w:szCs w:val="22"/>
+        </w:rPr>
+        <w:t>.</w:t>
+      </w:r>
     </w:p>
     <w:p>
       <w:pPr>
@@ -4534,15 +4510,7 @@
           <w:sz w:val="20"/>
           <w:szCs w:val="20"/>
         </w:rPr>
-        <w:t xml:space="preserve"> para la realización de sus exámenes médicos post – ocupacionales, deberá hacer uso de este servicio dentro de l</w:t>
-      </w:r>
-      <w:r>
-        <w:rPr>
-          <w:rFonts w:ascii="Arial" w:eastAsia="Arial" w:hAnsi="Arial" w:cs="Arial"/>
-          <w:sz w:val="20"/>
-          <w:szCs w:val="20"/>
-        </w:rPr>
-        <w:t>os cinco (5) días hábiles siguientes a la fecha de este comunicado, de lo contrario daremos por entendido que no se encuentra interesado en realizar este trámite.</w:t>
+        <w:t xml:space="preserve"> para la realización de sus exámenes médicos post – ocupacionales, deberá hacer uso de este servicio dentro de los cinco (5) días hábiles siguientes a la fecha de este comunicado, de lo contrario daremos por entendido que no se encuentra interesado en realizar este trámite.</w:t>
       </w:r>
       <w:r>
         <w:rPr>
@@ -4693,7 +4661,7 @@
             </wp:anchor>
           </w:drawing>
         </mc:Choice>
-        <mc:Fallback xmlns:cr="http://schemas.microsoft.com/office/comments/2020/reactions" xmlns="http://schemas.microsoft.com/office/tasks/2019/documenttasks" xmlns:dgm="http://schemas.openxmlformats.org/drawingml/2006/diagram" xmlns:lc="http://schemas.openxmlformats.org/drawingml/2006/lockedCanvas" xmlns:c="http://schemas.openxmlformats.org/drawingml/2006/chart" xmlns:pic="http://schemas.openxmlformats.org/drawingml/2006/picture" xmlns:a="http://schemas.openxmlformats.org/drawingml/2006/main" xmlns:sl="http://schemas.openxmlformats.org/schemaLibrary/2006/main">
+        <mc:Fallback xmlns:sl="http://schemas.openxmlformats.org/schemaLibrary/2006/main" xmlns:a="http://schemas.openxmlformats.org/drawingml/2006/main" xmlns:pic="http://schemas.openxmlformats.org/drawingml/2006/picture" xmlns:c="http://schemas.openxmlformats.org/drawingml/2006/chart" xmlns:lc="http://schemas.openxmlformats.org/drawingml/2006/lockedCanvas" xmlns:dgm="http://schemas.openxmlformats.org/drawingml/2006/diagram" xmlns="http://schemas.microsoft.com/office/tasks/2019/documenttasks" xmlns:cr="http://schemas.microsoft.com/office/comments/2020/reactions">
           <w:drawing>
             <wp:anchor allowOverlap="1" behindDoc="0" distB="45720" distT="45720" distL="114300" distR="114300" hidden="0" layoutInCell="1" locked="0" relativeHeight="0" simplePos="0">
               <wp:simplePos x="0" y="0"/>
@@ -4814,7 +4782,7 @@
             </wp:anchor>
           </w:drawing>
         </mc:Choice>
-        <mc:Fallback xmlns:cr="http://schemas.microsoft.com/office/comments/2020/reactions" xmlns="http://schemas.microsoft.com/office/tasks/2019/documenttasks" xmlns:dgm="http://schemas.openxmlformats.org/drawingml/2006/diagram" xmlns:lc="http://schemas.openxmlformats.org/drawingml/2006/lockedCanvas" xmlns:c="http://schemas.openxmlformats.org/drawingml/2006/chart" xmlns:pic="http://schemas.openxmlformats.org/drawingml/2006/picture" xmlns:a="http://schemas.openxmlformats.org/drawingml/2006/main" xmlns:sl="http://schemas.openxmlformats.org/schemaLibrary/2006/main">
+        <mc:Fallback xmlns:sl="http://schemas.openxmlformats.org/schemaLibrary/2006/main" xmlns:a="http://schemas.openxmlformats.org/drawingml/2006/main" xmlns:pic="http://schemas.openxmlformats.org/drawingml/2006/picture" xmlns:c="http://schemas.openxmlformats.org/drawingml/2006/chart" xmlns:lc="http://schemas.openxmlformats.org/drawingml/2006/lockedCanvas" xmlns:dgm="http://schemas.openxmlformats.org/drawingml/2006/diagram" xmlns="http://schemas.microsoft.com/office/tasks/2019/documenttasks" xmlns:cr="http://schemas.microsoft.com/office/comments/2020/reactions">
           <w:drawing>
             <wp:anchor allowOverlap="1" behindDoc="0" distB="45720" distT="45720" distL="114300" distR="114300" hidden="0" layoutInCell="1" locked="0" relativeHeight="0" simplePos="0">
               <wp:simplePos x="0" y="0"/>
@@ -4921,7 +4889,7 @@
             </wp:anchor>
           </w:drawing>
         </mc:Choice>
-        <mc:Fallback xmlns:cr="http://schemas.microsoft.com/office/comments/2020/reactions" xmlns="http://schemas.microsoft.com/office/tasks/2019/documenttasks" xmlns:dgm="http://schemas.openxmlformats.org/drawingml/2006/diagram" xmlns:lc="http://schemas.openxmlformats.org/drawingml/2006/lockedCanvas" xmlns:c="http://schemas.openxmlformats.org/drawingml/2006/chart" xmlns:pic="http://schemas.openxmlformats.org/drawingml/2006/picture" xmlns:a="http://schemas.openxmlformats.org/drawingml/2006/main" xmlns:sl="http://schemas.openxmlformats.org/schemaLibrary/2006/main">
+        <mc:Fallback xmlns:sl="http://schemas.openxmlformats.org/schemaLibrary/2006/main" xmlns:a="http://schemas.openxmlformats.org/drawingml/2006/main" xmlns:pic="http://schemas.openxmlformats.org/drawingml/2006/picture" xmlns:c="http://schemas.openxmlformats.org/drawingml/2006/chart" xmlns:lc="http://schemas.openxmlformats.org/drawingml/2006/lockedCanvas" xmlns:dgm="http://schemas.openxmlformats.org/drawingml/2006/diagram" xmlns="http://schemas.microsoft.com/office/tasks/2019/documenttasks" xmlns:cr="http://schemas.microsoft.com/office/comments/2020/reactions">
           <w:drawing>
             <wp:anchor allowOverlap="1" behindDoc="0" distB="45720" distT="45720" distL="114300" distR="114300" hidden="0" layoutInCell="1" locked="0" relativeHeight="0" simplePos="0">
               <wp:simplePos x="0" y="0"/>
@@ -5268,7 +5236,7 @@
             </wp:anchor>
           </w:drawing>
         </mc:Choice>
-        <mc:Fallback xmlns:cr="http://schemas.microsoft.com/office/comments/2020/reactions" xmlns="http://schemas.microsoft.com/office/tasks/2019/documenttasks" xmlns:dgm="http://schemas.openxmlformats.org/drawingml/2006/diagram" xmlns:lc="http://schemas.openxmlformats.org/drawingml/2006/lockedCanvas" xmlns:c="http://schemas.openxmlformats.org/drawingml/2006/chart" xmlns:pic="http://schemas.openxmlformats.org/drawingml/2006/picture" xmlns:a="http://schemas.openxmlformats.org/drawingml/2006/main" xmlns:sl="http://schemas.openxmlformats.org/schemaLibrary/2006/main">
+        <mc:Fallback xmlns:sl="http://schemas.openxmlformats.org/schemaLibrary/2006/main" xmlns:a="http://schemas.openxmlformats.org/drawingml/2006/main" xmlns:pic="http://schemas.openxmlformats.org/drawingml/2006/picture" xmlns:c="http://schemas.openxmlformats.org/drawingml/2006/chart" xmlns:lc="http://schemas.openxmlformats.org/drawingml/2006/lockedCanvas" xmlns:dgm="http://schemas.openxmlformats.org/drawingml/2006/diagram" xmlns="http://schemas.microsoft.com/office/tasks/2019/documenttasks" xmlns:cr="http://schemas.microsoft.com/office/comments/2020/reactions">
           <w:drawing>
             <wp:anchor allowOverlap="1" behindDoc="0" distB="45720" distT="45720" distL="114300" distR="114300" hidden="0" layoutInCell="1" locked="0" relativeHeight="0" simplePos="0">
               <wp:simplePos x="0" y="0"/>
@@ -5377,7 +5345,7 @@
             </wp:anchor>
           </w:drawing>
         </mc:Choice>
-        <mc:Fallback xmlns:cr="http://schemas.microsoft.com/office/comments/2020/reactions" xmlns="http://schemas.microsoft.com/office/tasks/2019/documenttasks" xmlns:dgm="http://schemas.openxmlformats.org/drawingml/2006/diagram" xmlns:lc="http://schemas.openxmlformats.org/drawingml/2006/lockedCanvas" xmlns:c="http://schemas.openxmlformats.org/drawingml/2006/chart" xmlns:pic="http://schemas.openxmlformats.org/drawingml/2006/picture" xmlns:a="http://schemas.openxmlformats.org/drawingml/2006/main" xmlns:sl="http://schemas.openxmlformats.org/schemaLibrary/2006/main">
+        <mc:Fallback xmlns:sl="http://schemas.openxmlformats.org/schemaLibrary/2006/main" xmlns:a="http://schemas.openxmlformats.org/drawingml/2006/main" xmlns:pic="http://schemas.openxmlformats.org/drawingml/2006/picture" xmlns:c="http://schemas.openxmlformats.org/drawingml/2006/chart" xmlns:lc="http://schemas.openxmlformats.org/drawingml/2006/lockedCanvas" xmlns:dgm="http://schemas.openxmlformats.org/drawingml/2006/diagram" xmlns="http://schemas.microsoft.com/office/tasks/2019/documenttasks" xmlns:cr="http://schemas.microsoft.com/office/comments/2020/reactions">
           <w:drawing>
             <wp:anchor allowOverlap="1" behindDoc="0" distB="45720" distT="45720" distL="114300" distR="114300" hidden="0" layoutInCell="1" locked="0" relativeHeight="0" simplePos="0">
               <wp:simplePos x="0" y="0"/>
@@ -5660,7 +5628,7 @@
             </wp:anchor>
           </w:drawing>
         </mc:Choice>
-        <mc:Fallback xmlns:cr="http://schemas.microsoft.com/office/comments/2020/reactions" xmlns="http://schemas.microsoft.com/office/tasks/2019/documenttasks" xmlns:dgm="http://schemas.openxmlformats.org/drawingml/2006/diagram" xmlns:lc="http://schemas.openxmlformats.org/drawingml/2006/lockedCanvas" xmlns:c="http://schemas.openxmlformats.org/drawingml/2006/chart" xmlns:pic="http://schemas.openxmlformats.org/drawingml/2006/picture" xmlns:a="http://schemas.openxmlformats.org/drawingml/2006/main" xmlns:sl="http://schemas.openxmlformats.org/schemaLibrary/2006/main">
+        <mc:Fallback xmlns:sl="http://schemas.openxmlformats.org/schemaLibrary/2006/main" xmlns:a="http://schemas.openxmlformats.org/drawingml/2006/main" xmlns:pic="http://schemas.openxmlformats.org/drawingml/2006/picture" xmlns:c="http://schemas.openxmlformats.org/drawingml/2006/chart" xmlns:lc="http://schemas.openxmlformats.org/drawingml/2006/lockedCanvas" xmlns:dgm="http://schemas.openxmlformats.org/drawingml/2006/diagram" xmlns="http://schemas.microsoft.com/office/tasks/2019/documenttasks" xmlns:cr="http://schemas.microsoft.com/office/comments/2020/reactions">
           <w:drawing>
             <wp:anchor allowOverlap="1" behindDoc="0" distB="0" distT="0" distL="114300" distR="114300" hidden="0" layoutInCell="1" locked="0" relativeHeight="0" simplePos="0">
               <wp:simplePos x="0" y="0"/>
